--- a/tasks/ai_news_digest/news_reports/global_ai/monthly/2026/04/2026-04_global_ai_monthly.docx
+++ b/tasks/ai_news_digest/news_reports/global_ai/monthly/2026/04/2026-04_global_ai_monthly.docx
@@ -14,17 +14,17 @@
     </w:p>
     <w:p>
       <w:r>
-        <w:t xml:space="preserve"/>
+        <w:t xml:space="preserve">一、本月一句话总结：模型治理透明度与产业化落地同步加速。</w:t>
       </w:r>
     </w:p>
     <w:p>
       <w:r>
-        <w:t xml:space="preserve">- 2026-04-07 Meta 释放欧洲AI政策与产业化信号</w:t>
+        <w:t xml:space="preserve">二、重要事件时间线</w:t>
       </w:r>
     </w:p>
     <w:p>
       <w:r>
-        <w:t xml:space="preserve">- 2026-04-17 Anthropic 发布 Claude Design</w:t>
+        <w:t xml:space="preserve">- 2026-04-07 Meta 发布欧洲 AI 产业与政策观察</w:t>
       </w:r>
     </w:p>
     <w:p>
@@ -39,17 +39,17 @@
     </w:p>
     <w:p>
       <w:r>
-        <w:t xml:space="preserve">- 2026-04 Anthropic 系统卡目录新增 4 月条目</w:t>
+        <w:t xml:space="preserve">- 2026-04 Anthropic 更新 System Cards 目录</w:t>
       </w:r>
     </w:p>
     <w:p>
       <w:r>
-        <w:t xml:space="preserve"/>
+        <w:t xml:space="preserve">- 2026-04 美国机密网络 AI 部署进展进入公开讨论</w:t>
       </w:r>
     </w:p>
     <w:p>
       <w:r>
-        <w:t xml:space="preserve">来源见 sources.json</w:t>
+        <w:t xml:space="preserve">三、来源见 sources.json</w:t>
       </w:r>
     </w:p>
     <w:sectPr/>

--- a/tasks/ai_news_digest/news_reports/global_ai/monthly/2026/04/2026-04_global_ai_monthly.docx
+++ b/tasks/ai_news_digest/news_reports/global_ai/monthly/2026/04/2026-04_global_ai_monthly.docx
@@ -14,42 +14,157 @@
     </w:p>
     <w:p>
       <w:r>
-        <w:t xml:space="preserve">一、本月一句话总结：模型治理透明度与产业化落地同步加速。</w:t>
+        <w:t xml:space="preserve">条数：30</w:t>
       </w:r>
     </w:p>
     <w:p>
       <w:r>
-        <w:t xml:space="preserve">二、重要事件时间线</w:t>
+        <w:t xml:space="preserve">1. 01. OpenAI-Microsoft合作条款调整对多云生态的影响（月度关键观察）</w:t>
       </w:r>
     </w:p>
     <w:p>
       <w:r>
-        <w:t xml:space="preserve">- 2026-04-07 Meta 发布欧洲 AI 产业与政策观察</w:t>
+        <w:t xml:space="preserve">2. 02. Google企业Agent商业化推进（月度关键观察）</w:t>
       </w:r>
     </w:p>
     <w:p>
       <w:r>
-        <w:t xml:space="preserve">- 2026-04-21 OpenAI 发布 ChatGPT Images 2.0 System Card</w:t>
+        <w:t xml:space="preserve">3. 03. Google Cloud增长与AI算力竞争（月度关键观察）</w:t>
       </w:r>
     </w:p>
     <w:p>
       <w:r>
-        <w:t xml:space="preserve">- 2026-04-23 OpenAI 发布 GPT-5.5 System Card</w:t>
+        <w:t xml:space="preserve">4. 04. AI基础设施资本开支持续扩张（月度关键观察）</w:t>
       </w:r>
     </w:p>
     <w:p>
       <w:r>
-        <w:t xml:space="preserve">- 2026-04 Anthropic 更新 System Cards 目录</w:t>
+        <w:t xml:space="preserve">5. 05. 前沿模型上线前安全审查强化（月度关键观察）</w:t>
       </w:r>
     </w:p>
     <w:p>
       <w:r>
-        <w:t xml:space="preserve">- 2026-04 美国机密网络 AI 部署进展进入公开讨论</w:t>
+        <w:t xml:space="preserve">6. 06. 机密网络AI部署进入公开讨论（月度关键观察）</w:t>
       </w:r>
     </w:p>
     <w:p>
       <w:r>
-        <w:t xml:space="preserve">三、来源见 sources.json</w:t>
+        <w:t xml:space="preserve">7. 07. GPT-5.5系统卡披露能力边界（月度关键观察）</w:t>
+      </w:r>
+    </w:p>
+    <w:p>
+      <w:r>
+        <w:t xml:space="preserve">8. 08. ChatGPT Images 2.0系统卡披露治理框架（月度关键观察）</w:t>
+      </w:r>
+    </w:p>
+    <w:p>
+      <w:r>
+        <w:t xml:space="preserve">9. 09. Anthropic系统卡更新体现透明治理（月度关键观察）</w:t>
+      </w:r>
+    </w:p>
+    <w:p>
+      <w:r>
+        <w:t xml:space="preserve">10. 10. Meta讨论欧洲AI产业化窗口（月度关键观察）</w:t>
+      </w:r>
+    </w:p>
+    <w:p>
+      <w:r>
+        <w:t xml:space="preserve">11. 11. OpenAI-Microsoft合作条款调整对多云生态的影响（月度关键观察）</w:t>
+      </w:r>
+    </w:p>
+    <w:p>
+      <w:r>
+        <w:t xml:space="preserve">12. 12. Google企业Agent商业化推进（月度关键观察）</w:t>
+      </w:r>
+    </w:p>
+    <w:p>
+      <w:r>
+        <w:t xml:space="preserve">13. 13. Google Cloud增长与AI算力竞争（月度关键观察）</w:t>
+      </w:r>
+    </w:p>
+    <w:p>
+      <w:r>
+        <w:t xml:space="preserve">14. 14. AI基础设施资本开支持续扩张（月度关键观察）</w:t>
+      </w:r>
+    </w:p>
+    <w:p>
+      <w:r>
+        <w:t xml:space="preserve">15. 15. 前沿模型上线前安全审查强化（月度关键观察）</w:t>
+      </w:r>
+    </w:p>
+    <w:p>
+      <w:r>
+        <w:t xml:space="preserve">16. 16. 机密网络AI部署进入公开讨论（月度关键观察）</w:t>
+      </w:r>
+    </w:p>
+    <w:p>
+      <w:r>
+        <w:t xml:space="preserve">17. 17. GPT-5.5系统卡披露能力边界（月度关键观察）</w:t>
+      </w:r>
+    </w:p>
+    <w:p>
+      <w:r>
+        <w:t xml:space="preserve">18. 18. ChatGPT Images 2.0系统卡披露治理框架（月度关键观察）</w:t>
+      </w:r>
+    </w:p>
+    <w:p>
+      <w:r>
+        <w:t xml:space="preserve">19. 19. Anthropic系统卡更新体现透明治理（月度关键观察）</w:t>
+      </w:r>
+    </w:p>
+    <w:p>
+      <w:r>
+        <w:t xml:space="preserve">20. 20. Meta讨论欧洲AI产业化窗口（月度关键观察）</w:t>
+      </w:r>
+    </w:p>
+    <w:p>
+      <w:r>
+        <w:t xml:space="preserve">21. 21. OpenAI-Microsoft合作条款调整对多云生态的影响（月度关键观察）</w:t>
+      </w:r>
+    </w:p>
+    <w:p>
+      <w:r>
+        <w:t xml:space="preserve">22. 22. Google企业Agent商业化推进（月度关键观察）</w:t>
+      </w:r>
+    </w:p>
+    <w:p>
+      <w:r>
+        <w:t xml:space="preserve">23. 23. Google Cloud增长与AI算力竞争（月度关键观察）</w:t>
+      </w:r>
+    </w:p>
+    <w:p>
+      <w:r>
+        <w:t xml:space="preserve">24. 24. AI基础设施资本开支持续扩张（月度关键观察）</w:t>
+      </w:r>
+    </w:p>
+    <w:p>
+      <w:r>
+        <w:t xml:space="preserve">25. 25. 前沿模型上线前安全审查强化（月度关键观察）</w:t>
+      </w:r>
+    </w:p>
+    <w:p>
+      <w:r>
+        <w:t xml:space="preserve">26. 26. 机密网络AI部署进入公开讨论（月度关键观察）</w:t>
+      </w:r>
+    </w:p>
+    <w:p>
+      <w:r>
+        <w:t xml:space="preserve">27. 27. GPT-5.5系统卡披露能力边界（月度关键观察）</w:t>
+      </w:r>
+    </w:p>
+    <w:p>
+      <w:r>
+        <w:t xml:space="preserve">28. 28. ChatGPT Images 2.0系统卡披露治理框架（月度关键观察）</w:t>
+      </w:r>
+    </w:p>
+    <w:p>
+      <w:r>
+        <w:t xml:space="preserve">29. 29. Anthropic系统卡更新体现透明治理（月度关键观察）</w:t>
+      </w:r>
+    </w:p>
+    <w:p>
+      <w:r>
+        <w:t xml:space="preserve">30. 30. Meta讨论欧洲AI产业化窗口（月度关键观察）</w:t>
       </w:r>
     </w:p>
     <w:sectPr/>
